--- a/downloads/documents/05 Materials/Unit 02/Slides/Slides 02.01 - Values and What Matters to Me.docx
+++ b/downloads/documents/05 Materials/Unit 02/Slides/Slides 02.01 - Values and What Matters to Me.docx
@@ -1241,7 +1241,7 @@
     </w:rPrDefault>
     <w:pPrDefault>
       <w:pPr>
-        <w:spacing w:after="200"/>
+        <w:spacing w:line="300" w:lineRule="auto" w:after="200"/>
       </w:pPr>
     </w:pPrDefault>
   </w:docDefaults>
